--- a/Rapport_HomeLink.docx
+++ b/Rapport_HomeLink.docx
@@ -359,7 +359,7 @@
           <w:noProof/>
         </w:rPr>
         <w:drawing>
-          <wp:inline distT="0" distB="0" distL="0" distR="0" wp14:anchorId="08809AD0" wp14:editId="02C26C21">
+          <wp:inline distT="0" distB="0" distL="0" distR="0" wp14:anchorId="08809AD0" wp14:editId="34C5F746">
             <wp:extent cx="396000" cy="264039"/>
             <wp:effectExtent l="0" t="0" r="4445" b="3175"/>
             <wp:docPr id="1581470193" name="Image 3" descr="Drapeau du Sénégal — Wikipédia"/>
@@ -1012,16 +1012,16 @@
         <mc:AlternateContent>
           <mc:Choice Requires="wps">
             <w:drawing>
-              <wp:anchor distT="0" distB="0" distL="114300" distR="114300" simplePos="0" relativeHeight="251668480" behindDoc="0" locked="0" layoutInCell="1" allowOverlap="1" wp14:anchorId="76F6B4CC" wp14:editId="5037241F">
+              <wp:anchor distT="0" distB="0" distL="114300" distR="114300" simplePos="0" relativeHeight="251668480" behindDoc="0" locked="0" layoutInCell="1" allowOverlap="1" wp14:anchorId="76F6B4CC" wp14:editId="2932E58A">
                 <wp:simplePos x="0" y="0"/>
                 <wp:positionH relativeFrom="column">
-                  <wp:posOffset>275590</wp:posOffset>
+                  <wp:posOffset>281641</wp:posOffset>
                 </wp:positionH>
                 <wp:positionV relativeFrom="paragraph">
-                  <wp:posOffset>229870</wp:posOffset>
+                  <wp:posOffset>230542</wp:posOffset>
                 </wp:positionV>
-                <wp:extent cx="5943600" cy="1154430"/>
-                <wp:effectExtent l="12700" t="12700" r="12700" b="13970"/>
+                <wp:extent cx="5943600" cy="1213672"/>
+                <wp:effectExtent l="12700" t="12700" r="12700" b="18415"/>
                 <wp:wrapNone/>
                 <wp:docPr id="738723681" name="Rectangle à coins arrondis 235"/>
                 <wp:cNvGraphicFramePr>
@@ -1036,7 +1036,7 @@
                       <wps:spPr bwMode="auto">
                         <a:xfrm>
                           <a:off x="0" y="0"/>
-                          <a:ext cx="5943600" cy="1154430"/>
+                          <a:ext cx="5943600" cy="1213672"/>
                         </a:xfrm>
                         <a:prstGeom prst="roundRect">
                           <a:avLst>
@@ -1097,7 +1097,19 @@
                               <w:rPr>
                                 <w:b/>
                               </w:rPr>
-                              <w:t xml:space="preserve">Dans le cadre de la formation en Licence </w:t>
+                              <w:t>Dans le cadre de la formation en Licence</w:t>
+                            </w:r>
+                            <w:r>
+                              <w:rPr>
+                                <w:b/>
+                              </w:rPr>
+                              <w:t xml:space="preserve"> 2</w:t>
+                            </w:r>
+                            <w:r>
+                              <w:rPr>
+                                <w:b/>
+                              </w:rPr>
+                              <w:t xml:space="preserve"> </w:t>
                             </w:r>
                             <w:r>
                               <w:rPr>
@@ -1109,7 +1121,13 @@
                               <w:rPr>
                                 <w:b/>
                               </w:rPr>
-                              <w:t xml:space="preserve"> Informatique</w:t>
+                              <w:t xml:space="preserve"> </w:t>
+                            </w:r>
+                            <w:r>
+                              <w:rPr>
+                                <w:b/>
+                              </w:rPr>
+                              <w:t>Logiciel et Système d’Information</w:t>
                             </w:r>
                           </w:p>
                           <w:p>
@@ -1184,7 +1202,7 @@
           </mc:Choice>
           <mc:Fallback>
             <w:pict>
-              <v:roundrect w14:anchorId="76F6B4CC" id="Rectangle à coins arrondis 235" o:spid="_x0000_s1029" style="position:absolute;left:0;text-align:left;margin-left:21.7pt;margin-top:18.1pt;width:468pt;height:90.9pt;z-index:251668480;visibility:visible;mso-wrap-style:square;mso-width-percent:0;mso-height-percent:0;mso-wrap-distance-left:9pt;mso-wrap-distance-top:0;mso-wrap-distance-right:9pt;mso-wrap-distance-bottom:0;mso-position-horizontal:absolute;mso-position-horizontal-relative:text;mso-position-vertical:absolute;mso-position-vertical-relative:text;mso-width-percent:0;mso-height-percent:0;mso-width-relative:page;mso-height-relative:page;v-text-anchor:top" arcsize="10923f" o:gfxdata="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" strokecolor="#339" strokeweight="1.5pt">
+              <v:roundrect w14:anchorId="76F6B4CC" id="Rectangle à coins arrondis 235" o:spid="_x0000_s1029" style="position:absolute;left:0;text-align:left;margin-left:22.2pt;margin-top:18.15pt;width:468pt;height:95.55pt;z-index:251668480;visibility:visible;mso-wrap-style:square;mso-width-percent:0;mso-height-percent:0;mso-wrap-distance-left:9pt;mso-wrap-distance-top:0;mso-wrap-distance-right:9pt;mso-wrap-distance-bottom:0;mso-position-horizontal:absolute;mso-position-horizontal-relative:text;mso-position-vertical:absolute;mso-position-vertical-relative:text;mso-width-percent:0;mso-height-percent:0;mso-width-relative:page;mso-height-relative:page;v-text-anchor:top" arcsize="10923f" o:gfxdata="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" strokecolor="#339" strokeweight="1.5pt">
                 <v:path arrowok="t"/>
                 <v:textbox>
                   <w:txbxContent>
@@ -1228,7 +1246,19 @@
                         <w:rPr>
                           <w:b/>
                         </w:rPr>
-                        <w:t xml:space="preserve">Dans le cadre de la formation en Licence </w:t>
+                        <w:t>Dans le cadre de la formation en Licence</w:t>
+                      </w:r>
+                      <w:r>
+                        <w:rPr>
+                          <w:b/>
+                        </w:rPr>
+                        <w:t xml:space="preserve"> 2</w:t>
+                      </w:r>
+                      <w:r>
+                        <w:rPr>
+                          <w:b/>
+                        </w:rPr>
+                        <w:t xml:space="preserve"> </w:t>
                       </w:r>
                       <w:r>
                         <w:rPr>
@@ -1240,7 +1270,13 @@
                         <w:rPr>
                           <w:b/>
                         </w:rPr>
-                        <w:t xml:space="preserve"> Informatique</w:t>
+                        <w:t xml:space="preserve"> </w:t>
+                      </w:r>
+                      <w:r>
+                        <w:rPr>
+                          <w:b/>
+                        </w:rPr>
+                        <w:t>Logiciel et Système d’Information</w:t>
                       </w:r>
                     </w:p>
                     <w:p>
@@ -1438,96 +1474,20 @@
       </w:pPr>
       <w:r>
         <w:rPr>
-          <w:b/>
           <w:noProof/>
-          <w:color w:val="000080"/>
-          <w:sz w:val="44"/>
-          <w:szCs w:val="44"/>
+          <w:sz w:val="28"/>
+          <w:szCs w:val="28"/>
         </w:rPr>
         <mc:AlternateContent>
           <mc:Choice Requires="wps">
             <w:drawing>
-              <wp:anchor distT="0" distB="0" distL="114300" distR="114300" simplePos="0" relativeHeight="251665408" behindDoc="0" locked="0" layoutInCell="1" allowOverlap="1" wp14:anchorId="47E8501E" wp14:editId="5CA12753">
+              <wp:anchor distT="0" distB="0" distL="114300" distR="114300" simplePos="0" relativeHeight="251667456" behindDoc="0" locked="0" layoutInCell="1" allowOverlap="1" wp14:anchorId="2C3669BF" wp14:editId="4475057D">
                 <wp:simplePos x="0" y="0"/>
                 <wp:positionH relativeFrom="column">
-                  <wp:posOffset>275590</wp:posOffset>
+                  <wp:posOffset>279400</wp:posOffset>
                 </wp:positionH>
                 <wp:positionV relativeFrom="paragraph">
-                  <wp:posOffset>26670</wp:posOffset>
-                </wp:positionV>
-                <wp:extent cx="6000750" cy="1793240"/>
-                <wp:effectExtent l="12700" t="12700" r="19050" b="10160"/>
-                <wp:wrapNone/>
-                <wp:docPr id="795664478" name="Rectangle 234"/>
-                <wp:cNvGraphicFramePr>
-                  <a:graphicFrameLocks xmlns:a="http://schemas.openxmlformats.org/drawingml/2006/main"/>
-                </wp:cNvGraphicFramePr>
-                <a:graphic xmlns:a="http://schemas.openxmlformats.org/drawingml/2006/main">
-                  <a:graphicData uri="http://schemas.microsoft.com/office/word/2010/wordprocessingShape">
-                    <wps:wsp>
-                      <wps:cNvSpPr>
-                        <a:spLocks/>
-                      </wps:cNvSpPr>
-                      <wps:spPr bwMode="auto">
-                        <a:xfrm>
-                          <a:off x="0" y="0"/>
-                          <a:ext cx="6000750" cy="1793240"/>
-                        </a:xfrm>
-                        <a:prstGeom prst="rect">
-                          <a:avLst/>
-                        </a:prstGeom>
-                        <a:solidFill>
-                          <a:srgbClr val="333399"/>
-                        </a:solidFill>
-                        <a:ln w="19050">
-                          <a:solidFill>
-                            <a:srgbClr val="333399"/>
-                          </a:solidFill>
-                          <a:miter lim="800000"/>
-                          <a:headEnd/>
-                          <a:tailEnd/>
-                        </a:ln>
-                      </wps:spPr>
-                      <wps:bodyPr rot="0" vert="horz" wrap="square" lIns="91440" tIns="45720" rIns="91440" bIns="45720" anchor="t" anchorCtr="0" upright="1">
-                        <a:noAutofit/>
-                      </wps:bodyPr>
-                    </wps:wsp>
-                  </a:graphicData>
-                </a:graphic>
-                <wp14:sizeRelH relativeFrom="page">
-                  <wp14:pctWidth>0</wp14:pctWidth>
-                </wp14:sizeRelH>
-                <wp14:sizeRelV relativeFrom="page">
-                  <wp14:pctHeight>0</wp14:pctHeight>
-                </wp14:sizeRelV>
-              </wp:anchor>
-            </w:drawing>
-          </mc:Choice>
-          <mc:Fallback>
-            <w:pict>
-              <v:rect w14:anchorId="19B724B1" id="Rectangle 234" o:spid="_x0000_s1026" style="position:absolute;margin-left:21.7pt;margin-top:2.1pt;width:472.5pt;height:141.2pt;z-index:251665408;visibility:visible;mso-wrap-style:square;mso-width-percent:0;mso-height-percent:0;mso-wrap-distance-left:9pt;mso-wrap-distance-top:0;mso-wrap-distance-right:9pt;mso-wrap-distance-bottom:0;mso-position-horizontal:absolute;mso-position-horizontal-relative:text;mso-position-vertical:absolute;mso-position-vertical-relative:text;mso-width-percent:0;mso-height-percent:0;mso-width-relative:page;mso-height-relative:page;v-text-anchor:top" o:gfxdata="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" fillcolor="#339" strokecolor="#339" strokeweight="1.5pt">
-                <v:path arrowok="t"/>
-              </v:rect>
-            </w:pict>
-          </mc:Fallback>
-        </mc:AlternateContent>
-      </w:r>
-      <w:r>
-        <w:rPr>
-          <w:noProof/>
-          <w:sz w:val="28"/>
-          <w:szCs w:val="28"/>
-        </w:rPr>
-        <mc:AlternateContent>
-          <mc:Choice Requires="wps">
-            <w:drawing>
-              <wp:anchor distT="0" distB="0" distL="114300" distR="114300" simplePos="0" relativeHeight="251667456" behindDoc="0" locked="0" layoutInCell="1" allowOverlap="1" wp14:anchorId="2C3669BF" wp14:editId="2D50FD1B">
-                <wp:simplePos x="0" y="0"/>
-                <wp:positionH relativeFrom="column">
-                  <wp:posOffset>279780</wp:posOffset>
-                </wp:positionH>
-                <wp:positionV relativeFrom="paragraph">
-                  <wp:posOffset>172019</wp:posOffset>
+                  <wp:posOffset>171450</wp:posOffset>
                 </wp:positionV>
                 <wp:extent cx="5943572" cy="673100"/>
                 <wp:effectExtent l="12700" t="12700" r="13335" b="12700"/>
@@ -1708,7 +1668,7 @@
                 </v:formulas>
                 <v:path gradientshapeok="t" limo="10800,10800" o:connecttype="custom" o:connectlocs="@8,0;0,@9;@8,@7;@6,@9" textboxrect="@3,@3,@4,@5"/>
               </v:shapetype>
-              <v:shape id="Organigramme : Alternative 236" o:spid="_x0000_s1030" type="#_x0000_t176" style="position:absolute;left:0;text-align:left;margin-left:22.05pt;margin-top:13.55pt;width:468pt;height:53pt;z-index:251667456;visibility:visible;mso-wrap-style:square;mso-width-percent:0;mso-height-percent:0;mso-wrap-distance-left:9pt;mso-wrap-distance-top:0;mso-wrap-distance-right:9pt;mso-wrap-distance-bottom:0;mso-position-horizontal:absolute;mso-position-horizontal-relative:text;mso-position-vertical:absolute;mso-position-vertical-relative:text;mso-width-percent:0;mso-height-percent:0;mso-width-relative:page;mso-height-relative:page;v-text-anchor:top" o:gfxdata="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" strokecolor="#339" strokeweight="1.5pt">
+              <v:shape id="Organigramme : Alternative 236" o:spid="_x0000_s1030" type="#_x0000_t176" style="position:absolute;left:0;text-align:left;margin-left:22pt;margin-top:13.5pt;width:468pt;height:53pt;z-index:251667456;visibility:visible;mso-wrap-style:square;mso-width-percent:0;mso-height-percent:0;mso-wrap-distance-left:9pt;mso-wrap-distance-top:0;mso-wrap-distance-right:9pt;mso-wrap-distance-bottom:0;mso-position-horizontal:absolute;mso-position-horizontal-relative:text;mso-position-vertical:absolute;mso-position-vertical-relative:text;mso-width-percent:0;mso-height-percent:0;mso-width-relative:page;mso-height-relative:page;v-text-anchor:top" o:gfxdata="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" strokecolor="#339" strokeweight="1.5pt">
                 <v:path arrowok="t"/>
                 <v:textbox>
                   <w:txbxContent>
@@ -1824,6 +1784,82 @@
                   </w:txbxContent>
                 </v:textbox>
               </v:shape>
+            </w:pict>
+          </mc:Fallback>
+        </mc:AlternateContent>
+      </w:r>
+      <w:r>
+        <w:rPr>
+          <w:b/>
+          <w:noProof/>
+          <w:color w:val="000080"/>
+          <w:sz w:val="44"/>
+          <w:szCs w:val="44"/>
+        </w:rPr>
+        <mc:AlternateContent>
+          <mc:Choice Requires="wps">
+            <w:drawing>
+              <wp:anchor distT="0" distB="0" distL="114300" distR="114300" simplePos="0" relativeHeight="251665408" behindDoc="0" locked="0" layoutInCell="1" allowOverlap="1" wp14:anchorId="47E8501E" wp14:editId="26C33CDF">
+                <wp:simplePos x="0" y="0"/>
+                <wp:positionH relativeFrom="column">
+                  <wp:posOffset>275590</wp:posOffset>
+                </wp:positionH>
+                <wp:positionV relativeFrom="paragraph">
+                  <wp:posOffset>26670</wp:posOffset>
+                </wp:positionV>
+                <wp:extent cx="6000750" cy="1793240"/>
+                <wp:effectExtent l="12700" t="12700" r="19050" b="10160"/>
+                <wp:wrapNone/>
+                <wp:docPr id="795664478" name="Rectangle 234"/>
+                <wp:cNvGraphicFramePr>
+                  <a:graphicFrameLocks xmlns:a="http://schemas.openxmlformats.org/drawingml/2006/main"/>
+                </wp:cNvGraphicFramePr>
+                <a:graphic xmlns:a="http://schemas.openxmlformats.org/drawingml/2006/main">
+                  <a:graphicData uri="http://schemas.microsoft.com/office/word/2010/wordprocessingShape">
+                    <wps:wsp>
+                      <wps:cNvSpPr>
+                        <a:spLocks/>
+                      </wps:cNvSpPr>
+                      <wps:spPr bwMode="auto">
+                        <a:xfrm>
+                          <a:off x="0" y="0"/>
+                          <a:ext cx="6000750" cy="1793240"/>
+                        </a:xfrm>
+                        <a:prstGeom prst="rect">
+                          <a:avLst/>
+                        </a:prstGeom>
+                        <a:solidFill>
+                          <a:srgbClr val="333399"/>
+                        </a:solidFill>
+                        <a:ln w="19050">
+                          <a:solidFill>
+                            <a:srgbClr val="333399"/>
+                          </a:solidFill>
+                          <a:miter lim="800000"/>
+                          <a:headEnd/>
+                          <a:tailEnd/>
+                        </a:ln>
+                      </wps:spPr>
+                      <wps:bodyPr rot="0" vert="horz" wrap="square" lIns="91440" tIns="45720" rIns="91440" bIns="45720" anchor="t" anchorCtr="0" upright="1">
+                        <a:noAutofit/>
+                      </wps:bodyPr>
+                    </wps:wsp>
+                  </a:graphicData>
+                </a:graphic>
+                <wp14:sizeRelH relativeFrom="page">
+                  <wp14:pctWidth>0</wp14:pctWidth>
+                </wp14:sizeRelH>
+                <wp14:sizeRelV relativeFrom="page">
+                  <wp14:pctHeight>0</wp14:pctHeight>
+                </wp14:sizeRelV>
+              </wp:anchor>
+            </w:drawing>
+          </mc:Choice>
+          <mc:Fallback>
+            <w:pict>
+              <v:rect w14:anchorId="09DE75F0" id="Rectangle 234" o:spid="_x0000_s1026" style="position:absolute;margin-left:21.7pt;margin-top:2.1pt;width:472.5pt;height:141.2pt;z-index:251665408;visibility:visible;mso-wrap-style:square;mso-width-percent:0;mso-height-percent:0;mso-wrap-distance-left:9pt;mso-wrap-distance-top:0;mso-wrap-distance-right:9pt;mso-wrap-distance-bottom:0;mso-position-horizontal:absolute;mso-position-horizontal-relative:text;mso-position-vertical:absolute;mso-position-vertical-relative:text;mso-width-percent:0;mso-height-percent:0;mso-width-relative:page;mso-height-relative:page;v-text-anchor:top" o:gfxdata="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" fillcolor="#339" strokecolor="#339" strokeweight="1.5pt">
+                <v:path arrowok="t"/>
+              </v:rect>
             </w:pict>
           </mc:Fallback>
         </mc:AlternateContent>
@@ -2610,7 +2646,7 @@
           <w:numId w:val="0"/>
         </w:numPr>
       </w:pPr>
-      <w:bookmarkStart w:id="0" w:name="_Toc234323135"/>
+      <w:bookmarkStart w:id="0" w:name="_Toc234467113"/>
       <w:r>
         <w:t>Dé</w:t>
       </w:r>
@@ -2671,7 +2707,7 @@
           <w:numId w:val="0"/>
         </w:numPr>
       </w:pPr>
-      <w:bookmarkStart w:id="1" w:name="_Toc234323136"/>
+      <w:bookmarkStart w:id="1" w:name="_Toc234467114"/>
       <w:r>
         <w:rPr>
           <w:spacing w:val="-5"/>
@@ -2738,7 +2774,7 @@
           <w:numId w:val="0"/>
         </w:numPr>
       </w:pPr>
-      <w:bookmarkStart w:id="2" w:name="_Toc234323137"/>
+      <w:bookmarkStart w:id="2" w:name="_Toc234467115"/>
       <w:r>
         <w:t>Résumé</w:t>
       </w:r>
@@ -2802,7 +2838,7 @@
       <w:bookmarkStart w:id="3" w:name="_Toc166432997"/>
       <w:bookmarkStart w:id="4" w:name="_Toc166433122"/>
       <w:bookmarkStart w:id="5" w:name="_Toc167014593"/>
-      <w:bookmarkStart w:id="6" w:name="_Toc234323138"/>
+      <w:bookmarkStart w:id="6" w:name="_Toc234467116"/>
       <w:r>
         <w:lastRenderedPageBreak/>
         <w:t>TABLE DES MATIERES</w:t>
@@ -2832,7 +2868,7 @@
           <w14:ligatures w14:val="standardContextual"/>
         </w:rPr>
       </w:pPr>
-      <w:hyperlink w:anchor="_Toc234323135" w:history="1">
+      <w:hyperlink w:anchor="_Toc234467113" w:history="1">
         <w:r>
           <w:rPr>
             <w:rStyle w:val="Lienhypertexte"/>
@@ -2905,7 +2941,7 @@
             <w:noProof/>
             <w:webHidden/>
           </w:rPr>
-          <w:instrText xml:space="preserve"> PAGEREF _Toc234323135 \h </w:instrText>
+          <w:instrText xml:space="preserve"> PAGEREF _Toc234467113 \h </w:instrText>
         </w:r>
         <w:r>
           <w:rPr>
@@ -2947,7 +2983,7 @@
           <w14:ligatures w14:val="standardContextual"/>
         </w:rPr>
       </w:pPr>
-      <w:hyperlink w:anchor="_Toc234323136" w:history="1">
+      <w:hyperlink w:anchor="_Toc234467114" w:history="1">
         <w:r>
           <w:rPr>
             <w:rStyle w:val="Lienhypertexte"/>
@@ -3043,7 +3079,7 @@
             <w:noProof/>
             <w:webHidden/>
           </w:rPr>
-          <w:instrText xml:space="preserve"> PAGEREF _Toc234323136 \h </w:instrText>
+          <w:instrText xml:space="preserve"> PAGEREF _Toc234467114 \h </w:instrText>
         </w:r>
         <w:r>
           <w:rPr>
@@ -3085,7 +3121,7 @@
           <w14:ligatures w14:val="standardContextual"/>
         </w:rPr>
       </w:pPr>
-      <w:hyperlink w:anchor="_Toc234323137" w:history="1">
+      <w:hyperlink w:anchor="_Toc234467115" w:history="1">
         <w:r>
           <w:rPr>
             <w:rStyle w:val="Lienhypertexte"/>
@@ -3112,7 +3148,7 @@
             <w:noProof/>
             <w:webHidden/>
           </w:rPr>
-          <w:instrText xml:space="preserve"> PAGEREF _Toc234323137 \h </w:instrText>
+          <w:instrText xml:space="preserve"> PAGEREF _Toc234467115 \h </w:instrText>
         </w:r>
         <w:r>
           <w:rPr>
@@ -3155,7 +3191,7 @@
           <w:lang w:eastAsia="zh-CN"/>
         </w:rPr>
       </w:pPr>
-      <w:hyperlink w:anchor="_Toc234323138" w:history="1">
+      <w:hyperlink w:anchor="_Toc234467116" w:history="1">
         <w:r>
           <w:rPr>
             <w:rStyle w:val="Lienhypertexte"/>
@@ -3182,7 +3218,7 @@
             <w:noProof/>
             <w:webHidden/>
           </w:rPr>
-          <w:instrText xml:space="preserve"> PAGEREF _Toc234323138 \h </w:instrText>
+          <w:instrText xml:space="preserve"> PAGEREF _Toc234467116 \h </w:instrText>
         </w:r>
         <w:r>
           <w:rPr>
@@ -3225,7 +3261,7 @@
           <w:lang w:eastAsia="zh-CN"/>
         </w:rPr>
       </w:pPr>
-      <w:hyperlink w:anchor="_Toc234323139" w:history="1">
+      <w:hyperlink w:anchor="_Toc234467117" w:history="1">
         <w:r>
           <w:rPr>
             <w:rStyle w:val="Lienhypertexte"/>
@@ -3252,7 +3288,7 @@
             <w:noProof/>
             <w:webHidden/>
           </w:rPr>
-          <w:instrText xml:space="preserve"> PAGEREF _Toc234323139 \h </w:instrText>
+          <w:instrText xml:space="preserve"> PAGEREF _Toc234467117 \h </w:instrText>
         </w:r>
         <w:r>
           <w:rPr>
@@ -3295,7 +3331,7 @@
           <w:lang w:eastAsia="zh-CN"/>
         </w:rPr>
       </w:pPr>
-      <w:hyperlink w:anchor="_Toc234323140" w:history="1">
+      <w:hyperlink w:anchor="_Toc234467118" w:history="1">
         <w:r>
           <w:rPr>
             <w:rStyle w:val="Lienhypertexte"/>
@@ -3322,7 +3358,7 @@
             <w:noProof/>
             <w:webHidden/>
           </w:rPr>
-          <w:instrText xml:space="preserve"> PAGEREF _Toc234323140 \h </w:instrText>
+          <w:instrText xml:space="preserve"> PAGEREF _Toc234467118 \h </w:instrText>
         </w:r>
         <w:r>
           <w:rPr>
@@ -3366,7 +3402,7 @@
           <w:lang w:eastAsia="zh-CN"/>
         </w:rPr>
       </w:pPr>
-      <w:hyperlink w:anchor="_Toc234323141" w:history="1">
+      <w:hyperlink w:anchor="_Toc234467119" w:history="1">
         <w:r>
           <w:rPr>
             <w:rStyle w:val="Lienhypertexte"/>
@@ -3432,7 +3468,7 @@
             <w:noProof/>
             <w:webHidden/>
           </w:rPr>
-          <w:instrText xml:space="preserve"> PAGEREF _Toc234323141 \h </w:instrText>
+          <w:instrText xml:space="preserve"> PAGEREF _Toc234467119 \h </w:instrText>
         </w:r>
         <w:r>
           <w:rPr>
@@ -3476,7 +3512,7 @@
           <w:lang w:eastAsia="zh-CN"/>
         </w:rPr>
       </w:pPr>
-      <w:hyperlink w:anchor="_Toc234323142" w:history="1">
+      <w:hyperlink w:anchor="_Toc234467120" w:history="1">
         <w:r>
           <w:rPr>
             <w:rStyle w:val="Lienhypertexte"/>
@@ -3518,7 +3554,7 @@
             <w:noProof/>
             <w:webHidden/>
           </w:rPr>
-          <w:instrText xml:space="preserve"> PAGEREF _Toc234323142 \h </w:instrText>
+          <w:instrText xml:space="preserve"> PAGEREF _Toc234467120 \h </w:instrText>
         </w:r>
         <w:r>
           <w:rPr>
@@ -3562,7 +3598,7 @@
           <w:lang w:eastAsia="zh-CN"/>
         </w:rPr>
       </w:pPr>
-      <w:hyperlink w:anchor="_Toc234323143" w:history="1">
+      <w:hyperlink w:anchor="_Toc234467121" w:history="1">
         <w:r>
           <w:rPr>
             <w:rStyle w:val="Lienhypertexte"/>
@@ -3604,7 +3640,7 @@
             <w:noProof/>
             <w:webHidden/>
           </w:rPr>
-          <w:instrText xml:space="preserve"> PAGEREF _Toc234323143 \h </w:instrText>
+          <w:instrText xml:space="preserve"> PAGEREF _Toc234467121 \h </w:instrText>
         </w:r>
         <w:r>
           <w:rPr>
@@ -3647,7 +3683,7 @@
           <w:lang w:eastAsia="zh-CN"/>
         </w:rPr>
       </w:pPr>
-      <w:hyperlink w:anchor="_Toc234323144" w:history="1">
+      <w:hyperlink w:anchor="_Toc234467122" w:history="1">
         <w:r>
           <w:rPr>
             <w:rStyle w:val="Lienhypertexte"/>
@@ -3674,7 +3710,7 @@
             <w:noProof/>
             <w:webHidden/>
           </w:rPr>
-          <w:instrText xml:space="preserve"> PAGEREF _Toc234323144 \h </w:instrText>
+          <w:instrText xml:space="preserve"> PAGEREF _Toc234467122 \h </w:instrText>
         </w:r>
         <w:r>
           <w:rPr>
@@ -3718,7 +3754,7 @@
           <w:lang w:eastAsia="zh-CN"/>
         </w:rPr>
       </w:pPr>
-      <w:hyperlink w:anchor="_Toc234323145" w:history="1">
+      <w:hyperlink w:anchor="_Toc234467123" w:history="1">
         <w:r>
           <w:rPr>
             <w:rStyle w:val="Lienhypertexte"/>
@@ -3762,7 +3798,7 @@
             <w:noProof/>
             <w:webHidden/>
           </w:rPr>
-          <w:instrText xml:space="preserve"> PAGEREF _Toc234323145 \h </w:instrText>
+          <w:instrText xml:space="preserve"> PAGEREF _Toc234467123 \h </w:instrText>
         </w:r>
         <w:r>
           <w:rPr>
@@ -3806,7 +3842,7 @@
           <w:lang w:eastAsia="zh-CN"/>
         </w:rPr>
       </w:pPr>
-      <w:hyperlink w:anchor="_Toc234323146" w:history="1">
+      <w:hyperlink w:anchor="_Toc234467124" w:history="1">
         <w:r>
           <w:rPr>
             <w:rStyle w:val="Lienhypertexte"/>
@@ -3850,7 +3886,7 @@
             <w:noProof/>
             <w:webHidden/>
           </w:rPr>
-          <w:instrText xml:space="preserve"> PAGEREF _Toc234323146 \h </w:instrText>
+          <w:instrText xml:space="preserve"> PAGEREF _Toc234467124 \h </w:instrText>
         </w:r>
         <w:r>
           <w:rPr>
@@ -3894,7 +3930,7 @@
           <w:lang w:eastAsia="zh-CN"/>
         </w:rPr>
       </w:pPr>
-      <w:hyperlink w:anchor="_Toc234323147" w:history="1">
+      <w:hyperlink w:anchor="_Toc234467125" w:history="1">
         <w:r>
           <w:rPr>
             <w:rStyle w:val="Lienhypertexte"/>
@@ -3938,7 +3974,7 @@
             <w:noProof/>
             <w:webHidden/>
           </w:rPr>
-          <w:instrText xml:space="preserve"> PAGEREF _Toc234323147 \h </w:instrText>
+          <w:instrText xml:space="preserve"> PAGEREF _Toc234467125 \h </w:instrText>
         </w:r>
         <w:r>
           <w:rPr>
@@ -3982,7 +4018,7 @@
           <w:lang w:eastAsia="zh-CN"/>
         </w:rPr>
       </w:pPr>
-      <w:hyperlink w:anchor="_Toc234323148" w:history="1">
+      <w:hyperlink w:anchor="_Toc234467126" w:history="1">
         <w:r>
           <w:rPr>
             <w:rStyle w:val="Lienhypertexte"/>
@@ -4005,7 +4041,7 @@
             <w:noProof/>
             <w:spacing w:val="-12"/>
           </w:rPr>
-          <w:t>Fiches textuels et Fonctionnalités de deux Cas d’Utilisations</w:t>
+          <w:t>Description détaillée des fonctionnalités identifiées</w:t>
         </w:r>
         <w:r>
           <w:rPr>
@@ -4026,7 +4062,7 @@
             <w:noProof/>
             <w:webHidden/>
           </w:rPr>
-          <w:instrText xml:space="preserve"> PAGEREF _Toc234323148 \h </w:instrText>
+          <w:instrText xml:space="preserve"> PAGEREF _Toc234467126 \h </w:instrText>
         </w:r>
         <w:r>
           <w:rPr>
@@ -4070,7 +4106,7 @@
           <w:lang w:eastAsia="zh-CN"/>
         </w:rPr>
       </w:pPr>
-      <w:hyperlink w:anchor="_Toc234323149" w:history="1">
+      <w:hyperlink w:anchor="_Toc234467127" w:history="1">
         <w:r>
           <w:rPr>
             <w:rStyle w:val="Lienhypertexte"/>
@@ -4114,7 +4150,7 @@
             <w:noProof/>
             <w:webHidden/>
           </w:rPr>
-          <w:instrText xml:space="preserve"> PAGEREF _Toc234323149 \h </w:instrText>
+          <w:instrText xml:space="preserve"> PAGEREF _Toc234467127 \h </w:instrText>
         </w:r>
         <w:r>
           <w:rPr>
@@ -4157,13 +4193,13 @@
           <w:lang w:eastAsia="zh-CN"/>
         </w:rPr>
       </w:pPr>
-      <w:hyperlink w:anchor="_Toc234323150" w:history="1">
+      <w:hyperlink w:anchor="_Toc234467128" w:history="1">
         <w:r>
           <w:rPr>
             <w:rStyle w:val="Lienhypertexte"/>
             <w:noProof/>
           </w:rPr>
-          <w:t>Chapitre 3: ELEMENT DE LA SOLUTION ET RESULTATS</w:t>
+          <w:t>Chapitre 3: ELEMENTS DE LA SOLUTION ET RESULTATS OBTENUS</w:t>
         </w:r>
         <w:r>
           <w:rPr>
@@ -4184,7 +4220,7 @@
             <w:noProof/>
             <w:webHidden/>
           </w:rPr>
-          <w:instrText xml:space="preserve"> PAGEREF _Toc234323150 \h </w:instrText>
+          <w:instrText xml:space="preserve"> PAGEREF _Toc234467128 \h </w:instrText>
         </w:r>
         <w:r>
           <w:rPr>
@@ -4228,7 +4264,7 @@
           <w:lang w:eastAsia="zh-CN"/>
         </w:rPr>
       </w:pPr>
-      <w:hyperlink w:anchor="_Toc234323151" w:history="1">
+      <w:hyperlink w:anchor="_Toc234467129" w:history="1">
         <w:r>
           <w:rPr>
             <w:rStyle w:val="Lienhypertexte"/>
@@ -4272,7 +4308,7 @@
             <w:noProof/>
             <w:webHidden/>
           </w:rPr>
-          <w:instrText xml:space="preserve"> PAGEREF _Toc234323151 \h </w:instrText>
+          <w:instrText xml:space="preserve"> PAGEREF _Toc234467129 \h </w:instrText>
         </w:r>
         <w:r>
           <w:rPr>
@@ -4316,7 +4352,7 @@
           <w:lang w:eastAsia="zh-CN"/>
         </w:rPr>
       </w:pPr>
-      <w:hyperlink w:anchor="_Toc234323152" w:history="1">
+      <w:hyperlink w:anchor="_Toc234467130" w:history="1">
         <w:r>
           <w:rPr>
             <w:rStyle w:val="Lienhypertexte"/>
@@ -4360,7 +4396,7 @@
             <w:noProof/>
             <w:webHidden/>
           </w:rPr>
-          <w:instrText xml:space="preserve"> PAGEREF _Toc234323152 \h </w:instrText>
+          <w:instrText xml:space="preserve"> PAGEREF _Toc234467130 \h </w:instrText>
         </w:r>
         <w:r>
           <w:rPr>
@@ -4403,7 +4439,7 @@
           <w:lang w:eastAsia="zh-CN"/>
         </w:rPr>
       </w:pPr>
-      <w:hyperlink w:anchor="_Toc234323153" w:history="1">
+      <w:hyperlink w:anchor="_Toc234467131" w:history="1">
         <w:r>
           <w:rPr>
             <w:rStyle w:val="Lienhypertexte"/>
@@ -4430,7 +4466,7 @@
             <w:noProof/>
             <w:webHidden/>
           </w:rPr>
-          <w:instrText xml:space="preserve"> PAGEREF _Toc234323153 \h </w:instrText>
+          <w:instrText xml:space="preserve"> PAGEREF _Toc234467131 \h </w:instrText>
         </w:r>
         <w:r>
           <w:rPr>
@@ -4473,7 +4509,7 @@
           <w:lang w:eastAsia="zh-CN"/>
         </w:rPr>
       </w:pPr>
-      <w:hyperlink w:anchor="_Toc234323154" w:history="1">
+      <w:hyperlink w:anchor="_Toc234467132" w:history="1">
         <w:r>
           <w:rPr>
             <w:rStyle w:val="Lienhypertexte"/>
@@ -4500,7 +4536,7 @@
             <w:noProof/>
             <w:webHidden/>
           </w:rPr>
-          <w:instrText xml:space="preserve"> PAGEREF _Toc234323154 \h </w:instrText>
+          <w:instrText xml:space="preserve"> PAGEREF _Toc234467132 \h </w:instrText>
         </w:r>
         <w:r>
           <w:rPr>
@@ -4520,7 +4556,7 @@
             <w:noProof/>
             <w:webHidden/>
           </w:rPr>
-          <w:t>16</w:t>
+          <w:t>17</w:t>
         </w:r>
         <w:r>
           <w:rPr>
@@ -4554,7 +4590,7 @@
       <w:pPr>
         <w:pStyle w:val="Titre1"/>
       </w:pPr>
-      <w:bookmarkStart w:id="7" w:name="_Toc234323139"/>
+      <w:bookmarkStart w:id="7" w:name="_Toc234467117"/>
       <w:r>
         <w:lastRenderedPageBreak/>
         <w:t>INTRODUCTION GENERALE</w:t>
@@ -4625,7 +4661,7 @@
       <w:pPr>
         <w:pStyle w:val="Titre1"/>
       </w:pPr>
-      <w:bookmarkStart w:id="8" w:name="_Toc234323140"/>
+      <w:bookmarkStart w:id="8" w:name="_Toc234467118"/>
       <w:r>
         <w:t>Chapitre 1 :</w:t>
       </w:r>
@@ -4673,7 +4709,7 @@
       <w:bookmarkStart w:id="10" w:name="_Ref234266642"/>
       <w:bookmarkStart w:id="11" w:name="_Ref234266643"/>
       <w:bookmarkStart w:id="12" w:name="_Ref234266645"/>
-      <w:bookmarkStart w:id="13" w:name="_Toc234323141"/>
+      <w:bookmarkStart w:id="13" w:name="_Toc234467119"/>
       <w:r>
         <w:rPr>
           <w:spacing w:val="-3"/>
@@ -4734,7 +4770,7 @@
           <w:numId w:val="19"/>
         </w:numPr>
       </w:pPr>
-      <w:bookmarkStart w:id="14" w:name="_Toc234323142"/>
+      <w:bookmarkStart w:id="14" w:name="_Toc234467120"/>
       <w:r>
         <w:t>Problématique</w:t>
       </w:r>
@@ -4773,7 +4809,7 @@
           <w:numId w:val="19"/>
         </w:numPr>
       </w:pPr>
-      <w:bookmarkStart w:id="15" w:name="_Toc234323143"/>
+      <w:bookmarkStart w:id="15" w:name="_Toc234467121"/>
       <w:r>
         <w:t>Objectifs du projet</w:t>
       </w:r>
@@ -4879,7 +4915,7 @@
       <w:pPr>
         <w:pStyle w:val="Titre1"/>
       </w:pPr>
-      <w:bookmarkStart w:id="16" w:name="_Toc234323144"/>
+      <w:bookmarkStart w:id="16" w:name="_Toc234467122"/>
       <w:r>
         <w:lastRenderedPageBreak/>
         <w:t xml:space="preserve">Chapitre 2: </w:t>
@@ -4908,7 +4944,7 @@
           <w:spacing w:val="-12"/>
         </w:rPr>
       </w:pPr>
-      <w:bookmarkStart w:id="17" w:name="_Toc234323145"/>
+      <w:bookmarkStart w:id="17" w:name="_Toc234467123"/>
       <w:r>
         <w:rPr>
           <w:spacing w:val="-12"/>
@@ -5008,7 +5044,7 @@
           <w:spacing w:val="-12"/>
         </w:rPr>
       </w:pPr>
-      <w:bookmarkStart w:id="18" w:name="_Toc234323146"/>
+      <w:bookmarkStart w:id="18" w:name="_Toc234467124"/>
       <w:r>
         <w:rPr>
           <w:spacing w:val="-12"/>
@@ -5111,9 +5147,9 @@
       </w:r>
       <w:r>
         <w:rPr>
-          <w:bCs/>
-        </w:rPr>
-        <w:t>Diagramme de cas d'utilisation du système HomeLink</w:t>
+          <w:color w:val="000000" w:themeColor="text1"/>
+        </w:rPr>
+        <w:t xml:space="preserve">Les acteurs et les fonctionnalités attendues </w:t>
       </w:r>
     </w:p>
     <w:p>
@@ -5127,7 +5163,7 @@
           <w:spacing w:val="-12"/>
         </w:rPr>
       </w:pPr>
-      <w:bookmarkStart w:id="19" w:name="_Toc234323147"/>
+      <w:bookmarkStart w:id="19" w:name="_Toc234467125"/>
       <w:r>
         <w:rPr>
           <w:spacing w:val="-12"/>
@@ -5688,12 +5724,12 @@
           <w:spacing w:val="-12"/>
         </w:rPr>
       </w:pPr>
-      <w:bookmarkStart w:id="20" w:name="_Toc234323148"/>
+      <w:bookmarkStart w:id="20" w:name="_Toc234467126"/>
       <w:r>
         <w:rPr>
           <w:spacing w:val="-12"/>
         </w:rPr>
-        <w:t>Fiches textuels et Fonctionnalités de deux Cas d’Utilisations</w:t>
+        <w:t>Description détaillée des fonctionnalités identifiées</w:t>
       </w:r>
       <w:bookmarkEnd w:id="20"/>
     </w:p>
@@ -6090,7 +6126,13 @@
         <w:rPr>
           <w:color w:val="000000" w:themeColor="text1"/>
         </w:rPr>
-        <w:t>Diagramme de séquence du cas d'utilisation « Publier une annonce »</w:t>
+        <w:t xml:space="preserve">Description graphique du cas </w:t>
+      </w:r>
+      <w:r>
+        <w:rPr>
+          <w:color w:val="000000" w:themeColor="text1"/>
+        </w:rPr>
+        <w:t>« Publier une annonce »</w:t>
       </w:r>
     </w:p>
     <w:p>
@@ -6502,7 +6544,13 @@
         <w:rPr>
           <w:color w:val="000000" w:themeColor="text1"/>
         </w:rPr>
-        <w:t>Diagramme de séquence du cas d'utilisation « Rechercher un logement »</w:t>
+        <w:t xml:space="preserve">Description graphique du cas </w:t>
+      </w:r>
+      <w:r>
+        <w:rPr>
+          <w:color w:val="000000" w:themeColor="text1"/>
+        </w:rPr>
+        <w:t>« Rechercher un logement »</w:t>
       </w:r>
     </w:p>
     <w:p>
@@ -6533,7 +6581,7 @@
         </w:rPr>
         <w:t xml:space="preserve"> </w:t>
       </w:r>
-      <w:bookmarkStart w:id="21" w:name="_Toc234323149"/>
+      <w:bookmarkStart w:id="21" w:name="_Toc234467127"/>
       <w:r>
         <w:rPr>
           <w:spacing w:val="-12"/>
@@ -6960,7 +7008,7 @@
       <w:pPr>
         <w:pStyle w:val="Titre1"/>
       </w:pPr>
-      <w:bookmarkStart w:id="22" w:name="_Toc234323150"/>
+      <w:bookmarkStart w:id="22" w:name="_Toc234467128"/>
       <w:r>
         <w:lastRenderedPageBreak/>
         <w:t>Chapitre</w:t>
@@ -6975,7 +7023,16 @@
         <w:t xml:space="preserve"> </w:t>
       </w:r>
       <w:r>
-        <w:t>ELEMENT DE LA SOLUTION ET RESULTATS</w:t>
+        <w:t>ELEMENT</w:t>
+      </w:r>
+      <w:r>
+        <w:t>S</w:t>
+      </w:r>
+      <w:r>
+        <w:t xml:space="preserve"> DE LA SOLUTION ET RESULTATS</w:t>
+      </w:r>
+      <w:r>
+        <w:t xml:space="preserve"> OBTENUS</w:t>
       </w:r>
       <w:bookmarkEnd w:id="22"/>
     </w:p>
@@ -6998,7 +7055,7 @@
           <w:spacing w:val="-12"/>
         </w:rPr>
       </w:pPr>
-      <w:bookmarkStart w:id="23" w:name="_Toc234323151"/>
+      <w:bookmarkStart w:id="23" w:name="_Toc234467129"/>
       <w:r>
         <w:rPr>
           <w:spacing w:val="-12"/>
@@ -7253,11 +7310,7 @@
               </w:rPr>
             </w:pPr>
             <w:r>
-              <w:rPr>
-                <w:sz w:val="24"/>
-                <w:szCs w:val="24"/>
-              </w:rPr>
-              <w:t>MySQL / phpMyAdmin</w:t>
+              <w:t>MySQL / TiDB Cloud</w:t>
             </w:r>
           </w:p>
         </w:tc>
@@ -7274,11 +7327,7 @@
               </w:rPr>
             </w:pPr>
             <w:r>
-              <w:rPr>
-                <w:sz w:val="24"/>
-                <w:szCs w:val="24"/>
-              </w:rPr>
-              <w:t>Stockage relationnel des données</w:t>
+              <w:t>Stockage relationnel des données, hébergé sur une base MySQL-compatible</w:t>
             </w:r>
           </w:p>
         </w:tc>
@@ -7641,6 +7690,7 @@
                 <w:sz w:val="24"/>
                 <w:szCs w:val="24"/>
               </w:rPr>
+              <w:lastRenderedPageBreak/>
               <w:t>Brevo</w:t>
             </w:r>
           </w:p>
@@ -7688,7 +7738,6 @@
                 <w:sz w:val="24"/>
                 <w:szCs w:val="24"/>
               </w:rPr>
-              <w:lastRenderedPageBreak/>
               <w:t>PlantUML</w:t>
             </w:r>
           </w:p>
@@ -7730,7 +7779,7 @@
           <w:spacing w:val="-12"/>
         </w:rPr>
       </w:pPr>
-      <w:bookmarkStart w:id="24" w:name="_Toc234323152"/>
+      <w:bookmarkStart w:id="24" w:name="_Toc234467130"/>
       <w:r>
         <w:rPr>
           <w:spacing w:val="-12"/>
@@ -7836,6 +7885,7 @@
           <w:noProof/>
           <w:color w:val="000000" w:themeColor="text1"/>
         </w:rPr>
+        <w:lastRenderedPageBreak/>
         <w:drawing>
           <wp:inline distT="0" distB="0" distL="0" distR="0" wp14:anchorId="70627B53" wp14:editId="5F214322">
             <wp:extent cx="5792434" cy="2723536"/>
@@ -7887,7 +7937,6 @@
         <w:rPr>
           <w:b/>
         </w:rPr>
-        <w:lastRenderedPageBreak/>
         <w:t xml:space="preserve">Figure 3.2. </w:t>
       </w:r>
       <w:r>
@@ -7986,6 +8035,7 @@
           <w:noProof/>
           <w:color w:val="000000" w:themeColor="text1"/>
         </w:rPr>
+        <w:lastRenderedPageBreak/>
         <w:drawing>
           <wp:inline distT="0" distB="0" distL="0" distR="0" wp14:anchorId="1B5CC048" wp14:editId="7980891E">
             <wp:extent cx="5741035" cy="3313471"/>
@@ -8037,7 +8087,6 @@
         <w:rPr>
           <w:b/>
         </w:rPr>
-        <w:lastRenderedPageBreak/>
         <w:t xml:space="preserve">Figure 3.4. </w:t>
       </w:r>
       <w:r>
@@ -8131,6 +8180,7 @@
         <w:rPr>
           <w:noProof/>
         </w:rPr>
+        <w:lastRenderedPageBreak/>
         <w:drawing>
           <wp:inline distT="0" distB="0" distL="0" distR="0" wp14:anchorId="557B6504" wp14:editId="0A0BD955">
             <wp:extent cx="5633720" cy="3028335"/>
@@ -8187,7 +8237,6 @@
         <w:spacing w:before="120" w:after="160"/>
       </w:pPr>
       <w:r>
-        <w:lastRenderedPageBreak/>
         <w:t>Supervision des annonces en attente, publiées, des propriétaires et locataires inscrits.</w:t>
       </w:r>
     </w:p>
@@ -8256,26 +8305,26 @@
       <w:pPr>
         <w:pStyle w:val="Titre1"/>
       </w:pPr>
-      <w:bookmarkStart w:id="25" w:name="_Toc234323153"/>
+      <w:bookmarkStart w:id="25" w:name="_Toc234467131"/>
+      <w:r>
+        <w:t>CONCLUSION GENERALE</w:t>
+      </w:r>
+      <w:bookmarkEnd w:id="25"/>
+    </w:p>
+    <w:p>
+      <w:pPr>
+        <w:ind w:firstLine="720"/>
+      </w:pPr>
+      <w:r>
+        <w:t>Le projet HomeLink répondait à un besoin clairement identifié : simplifier et digitaliser la recherche de logement à Dakar, dans un marché aujourd'hui dominé par l'informel et les courtiers coûteux. À travers l'analyse des besoins, la modélisation du domaine métier et le développement d'une plateforme complète (React.js, Flask, MySQL), nous avons proposé une solution répondant aux quatre profils d'utilisateurs identifiés : Visiteur, Locataire, Propriétaire et Administrateur.</w:t>
+      </w:r>
+    </w:p>
+    <w:p>
+      <w:pPr>
+        <w:ind w:firstLine="720"/>
+      </w:pPr>
       <w:r>
         <w:lastRenderedPageBreak/>
-        <w:t>CONCLUSION GENERALE</w:t>
-      </w:r>
-      <w:bookmarkEnd w:id="25"/>
-    </w:p>
-    <w:p>
-      <w:pPr>
-        <w:ind w:firstLine="720"/>
-      </w:pPr>
-      <w:r>
-        <w:t>Le projet HomeLink répondait à un besoin clairement identifié : simplifier et digitaliser la recherche de logement à Dakar, dans un marché aujourd'hui dominé par l'informel et les courtiers coûteux. À travers l'analyse des besoins, la modélisation du domaine métier et le développement d'une plateforme complète (React.js, Flask, MySQL), nous avons proposé une solution répondant aux quatre profils d'utilisateurs identifiés : Visiteur, Locataire, Propriétaire et Administrateur.</w:t>
-      </w:r>
-    </w:p>
-    <w:p>
-      <w:pPr>
-        <w:ind w:firstLine="720"/>
-      </w:pPr>
-      <w:r>
         <w:t>Les résultats obtenus confirment l'atteinte des objectifs fixés : centralisation des annonces, transparence des prix, contact direct entre locataires et propriétaires via la messagerie interne, informations contextuelles sur les quartiers, et modération des annonces assurée par l'administrateur.</w:t>
       </w:r>
     </w:p>
@@ -8305,7 +8354,7 @@
       <w:pPr>
         <w:pStyle w:val="Titre1"/>
       </w:pPr>
-      <w:bookmarkStart w:id="26" w:name="_Toc234323154"/>
+      <w:bookmarkStart w:id="26" w:name="_Toc234467132"/>
       <w:r>
         <w:lastRenderedPageBreak/>
         <w:t>RÉFÉRENCES BIBLIOGRAPHIQUES</w:t>
@@ -8444,6 +8493,11 @@
         <w:docPartUnique/>
       </w:docPartObj>
     </w:sdtPr>
+    <w:sdtEndPr>
+      <w:rPr>
+        <w:rStyle w:val="Numrodepage"/>
+      </w:rPr>
+    </w:sdtEndPr>
     <w:sdtContent>
       <w:p>
         <w:pPr>
@@ -8496,6 +8550,11 @@
         <w:docPartUnique/>
       </w:docPartObj>
     </w:sdtPr>
+    <w:sdtEndPr>
+      <w:rPr>
+        <w:rStyle w:val="Numrodepage"/>
+      </w:rPr>
+    </w:sdtEndPr>
     <w:sdtContent>
       <w:p>
         <w:pPr>
@@ -8612,6 +8671,11 @@
         <w:docPartUnique/>
       </w:docPartObj>
     </w:sdtPr>
+    <w:sdtEndPr>
+      <w:rPr>
+        <w:rStyle w:val="Numrodepage"/>
+      </w:rPr>
+    </w:sdtEndPr>
     <w:sdtContent>
       <w:p>
         <w:pPr>
@@ -8703,6 +8767,11 @@
         <w:docPartUnique/>
       </w:docPartObj>
     </w:sdtPr>
+    <w:sdtEndPr>
+      <w:rPr>
+        <w:rStyle w:val="Numrodepage"/>
+      </w:rPr>
+    </w:sdtEndPr>
     <w:sdtContent>
       <w:p>
         <w:pPr>
@@ -8772,6 +8841,11 @@
         <w:docPartUnique/>
       </w:docPartObj>
     </w:sdtPr>
+    <w:sdtEndPr>
+      <w:rPr>
+        <w:rStyle w:val="Numrodepage"/>
+      </w:rPr>
+    </w:sdtEndPr>
     <w:sdtContent>
       <w:p>
         <w:pPr>
@@ -8812,6 +8886,11 @@
         <w:docPartUnique/>
       </w:docPartObj>
     </w:sdtPr>
+    <w:sdtEndPr>
+      <w:rPr>
+        <w:rStyle w:val="Numrodepage"/>
+      </w:rPr>
+    </w:sdtEndPr>
     <w:sdtContent>
       <w:p>
         <w:pPr>
